--- a/arb/docx/65.content.docx
+++ b/arb/docx/65.content.docx
@@ -310,23 +310,7 @@
           <w:cs/>
           <w:lang w:val="ar_AE" w:bidi="ar_AE"/>
         </w:rPr>
-        <w:t xml:space="preserve">يهوذا: كان اسمًا شائعًا. ويهوذا هذا كان أخًا ليعقوب، الذي كان أيضًا أخًا ليسوع (انظر </w:t>
-      </w:r>
-      <w:r>
-        <w:rPr>
-          <w:rtl/>
-          <w:cs/>
-          <w:lang w:val="ar_AE" w:bidi="ar_AE"/>
-        </w:rPr>
-        <w:t>مقدمة رسالة يهوذا</w:t>
-      </w:r>
-      <w:r>
-        <w:rPr>
-          <w:rtl/>
-          <w:cs/>
-          <w:lang w:val="ar_AE" w:bidi="ar_AE"/>
-        </w:rPr>
-        <w:t>، "الكاتب").</w:t>
+        <w:t>يهوذا: كان اسمًا شائعًا. ويهوذا هذا كان أخًا ليعقوب، الذي كان أيضًا أخًا ليسوع (انظر مقدمة رسالة يهوذا، "الكاتب").</w:t>
       </w:r>
     </w:p>
     <w:p>
